--- a/FTN_BSc_BorisLetic.docx
+++ b/FTN_BSc_BorisLetic.docx
@@ -61,10 +61,10 @@
                   <v:path o:extrusionok="f" gradientshapeok="t" o:connecttype="rect"/>
                   <o:lock v:ext="edit" aspectratio="t"/>
                 </v:shapetype>
-                <v:shape id="_x0000_i1025" type="#_x0000_t75" alt="" style="width:64.5pt;height:64.5pt;mso-width-percent:0;mso-height-percent:0;mso-width-percent:0;mso-height-percent:0" o:ole="" fillcolor="window">
+                <v:shape id="_x0000_i1025" type="#_x0000_t75" alt="" style="width:64.8pt;height:64.8pt;mso-width-percent:0;mso-height-percent:0;mso-width-percent:0;mso-height-percent:0" o:ole="" fillcolor="window">
                   <v:imagedata r:id="rId8" o:title=""/>
                 </v:shape>
-                <o:OLEObject Type="Embed" ProgID="CorelDraw.Graphic.7" ShapeID="_x0000_i1025" DrawAspect="Content" ObjectID="_1824912843" r:id="rId9"/>
+                <o:OLEObject Type="Embed" ProgID="CorelDraw.Graphic.7" ShapeID="_x0000_i1025" DrawAspect="Content" ObjectID="_1825003040" r:id="rId9"/>
               </w:object>
             </w:r>
           </w:p>
@@ -7540,7 +7540,7 @@
                 <w:szCs w:val="22"/>
               </w:rPr>
               <w:pict>
-                <v:shape id="image1.png" o:spid="_x0000_i1026" type="#_x0000_t75" style="width:65.25pt;height:65.25pt;visibility:visible">
+                <v:shape id="image1.png" o:spid="_x0000_i1026" type="#_x0000_t75" style="width:64.8pt;height:64.8pt;visibility:visible">
                   <v:imagedata r:id="rId12" o:title=""/>
                 </v:shape>
               </w:pict>
@@ -9593,6 +9593,8 @@
         </w:rPr>
         <w:t>Изјављујем да нисам у сукобу интереса у односу ментор – кандидат и да нисам члан породице (супружник или ванбрачни партнер, родитељ или усвојитељ, дете или усвојеник), повезано лице (крвни сродник ментора/кандидата у правој линији, односно у побочној линији закључно са другим степеном сродства, као ни физичко лице које се према другим основама и околностима може оправдано сматрати интересно повезаним са ментором или кандидатом), односно да нисам зависан/на од ментора/кандидата, да не постоје околности које би могле да утичу на моју непристрасност, нити да стичем било какве користи или погодности за себе или друго лице било позитивним или негативним исходом, као и да немам приватни интерес који утиче, може да утиче или изгледа као да утиче на однос ментор-кандидат.</w:t>
       </w:r>
+      <w:bookmarkStart w:id="3" w:name="_GoBack"/>
+      <w:bookmarkEnd w:id="3"/>
     </w:p>
     <w:p>
       <w:pPr>
@@ -9867,8 +9869,6 @@
         </w:rPr>
       </w:sdtEndPr>
       <w:sdtContent>
-        <w:bookmarkStart w:id="3" w:name="_GoBack" w:displacedByCustomXml="prev"/>
-        <w:bookmarkEnd w:id="3" w:displacedByCustomXml="prev"/>
         <w:p>
           <w:pPr>
             <w:pStyle w:val="TOCHeading"/>
@@ -28967,12 +28967,14 @@
         <w:rPr>
           <w:rFonts w:ascii="Times New Roman" w:hAnsi="Times New Roman"/>
           <w:szCs w:val="28"/>
+          <w:lang w:val="sr-Cyrl-RS"/>
         </w:rPr>
       </w:pPr>
       <w:r>
         <w:rPr>
           <w:rFonts w:ascii="Times New Roman" w:hAnsi="Times New Roman"/>
           <w:szCs w:val="28"/>
+          <w:lang w:val="sr-Cyrl-RS"/>
         </w:rPr>
         <w:t>17</w:t>
       </w:r>
@@ -29018,6 +29020,7 @@
           <w:rFonts w:asciiTheme="minorHAnsi" w:hAnsiTheme="minorHAnsi"/>
           <w:sz w:val="24"/>
           <w:szCs w:val="24"/>
+          <w:lang w:val="sr-Cyrl-RS"/>
         </w:rPr>
       </w:pPr>
     </w:p>
@@ -35180,6 +35183,17 @@
         </w:rPr>
         <w:t>Тренутна корелација</w:t>
       </w:r>
+    </w:p>
+    <w:p>
+      <w:pPr>
+        <w:jc w:val="center"/>
+        <w:rPr>
+          <w:rFonts w:ascii="Calibri" w:hAnsi="Calibri" w:cs="Calibri"/>
+          <w:b/>
+          <w:sz w:val="20"/>
+          <w:lang w:val="sr-Cyrl-RS"/>
+        </w:rPr>
+      </w:pPr>
     </w:p>
     <w:p>
       <w:pPr>
@@ -60527,7 +60541,7 @@
 </file>
 
 <file path=customXml/itemProps1.xml><?xml version="1.0" encoding="utf-8"?>
-<ds:datastoreItem xmlns:ds="http://schemas.openxmlformats.org/officeDocument/2006/customXml" ds:itemID="{3106A84C-588F-415B-B54F-EDD82F94CBE3}">
+<ds:datastoreItem xmlns:ds="http://schemas.openxmlformats.org/officeDocument/2006/customXml" ds:itemID="{7CA7FCFD-40FF-4664-BC52-BB1249CC756B}">
   <ds:schemaRefs>
     <ds:schemaRef ds:uri="http://schemas.openxmlformats.org/officeDocument/2006/bibliography"/>
   </ds:schemaRefs>

--- a/FTN_BSc_BorisLetic.docx
+++ b/FTN_BSc_BorisLetic.docx
@@ -63,7 +63,7 @@
                 <v:shape id="_x0000_i1025" type="#_x0000_t75" alt="" style="width:64.8pt;height:64.8pt;mso-width-percent:0;mso-height-percent:0;mso-width-percent:0;mso-height-percent:0" o:ole="" fillcolor="window">
                   <v:imagedata r:id="rId8" o:title=""/>
                 </v:shape>
-                <o:OLEObject Type="Embed" ProgID="CorelDraw.Graphic.7" ShapeID="_x0000_i1025" DrawAspect="Content" ObjectID="_1825428473" r:id="rId9"/>
+                <o:OLEObject Type="Embed" ProgID="CorelDraw.Graphic.7" ShapeID="_x0000_i1025" DrawAspect="Content" ObjectID="_1825433309" r:id="rId9"/>
               </w:object>
             </w:r>
           </w:p>
@@ -2881,42 +2881,32 @@
                 <w:color w:val="000000" w:themeColor="text1"/>
                 <w:sz w:val="18"/>
               </w:rPr>
-              <w:t>7/3</w:t>
+              <w:t>5</w:t>
             </w:r>
             <w:r>
               <w:rPr>
                 <w:rFonts w:ascii="Arial" w:hAnsi="Arial"/>
                 <w:color w:val="000000" w:themeColor="text1"/>
                 <w:sz w:val="18"/>
-                <w:lang w:val="sr-Cyrl-RS"/>
-              </w:rPr>
-              <w:t>3</w:t>
+              </w:rPr>
+              <w:t>/3</w:t>
             </w:r>
             <w:r>
               <w:rPr>
                 <w:rFonts w:ascii="Arial" w:hAnsi="Arial"/>
                 <w:color w:val="000000" w:themeColor="text1"/>
                 <w:sz w:val="18"/>
-              </w:rPr>
-              <w:t>/0/0/</w:t>
-            </w:r>
-            <w:proofErr w:type="gramStart"/>
+                <w:lang w:val="sr-Cyrl-RS"/>
+              </w:rPr>
+              <w:t>3</w:t>
+            </w:r>
             <w:r>
               <w:rPr>
                 <w:rFonts w:ascii="Arial" w:hAnsi="Arial"/>
                 <w:color w:val="000000" w:themeColor="text1"/>
                 <w:sz w:val="18"/>
               </w:rPr>
-              <w:t>12/0</w:t>
-            </w:r>
-            <w:proofErr w:type="gramEnd"/>
-            <w:r>
-              <w:rPr>
-                <w:rFonts w:ascii="Arial" w:hAnsi="Arial"/>
-                <w:color w:val="000000" w:themeColor="text1"/>
-                <w:sz w:val="18"/>
-              </w:rPr>
-              <w:t>/0</w:t>
+              <w:t>/0/0/12/0/0</w:t>
             </w:r>
           </w:p>
         </w:tc>
@@ -7856,7 +7846,15 @@
                 <w:color w:val="000000" w:themeColor="text1"/>
                 <w:sz w:val="18"/>
               </w:rPr>
-              <w:t>7/3</w:t>
+              <w:t>5</w:t>
+            </w:r>
+            <w:r>
+              <w:rPr>
+                <w:rFonts w:ascii="Arial" w:hAnsi="Arial"/>
+                <w:color w:val="000000" w:themeColor="text1"/>
+                <w:sz w:val="18"/>
+              </w:rPr>
+              <w:t>/3</w:t>
             </w:r>
             <w:r>
               <w:rPr>
@@ -39723,7 +39721,6 @@
         </w:rPr>
       </w:pPr>
       <w:proofErr w:type="spellStart"/>
-      <w:proofErr w:type="gramStart"/>
       <w:r>
         <w:rPr>
           <w:rFonts w:ascii="Calibri" w:hAnsi="Calibri" w:cs="Calibri" w:hint="eastAsia"/>
@@ -39739,16 +39736,7 @@
           <w:sz w:val="24"/>
           <w:szCs w:val="24"/>
         </w:rPr>
-        <w:t>: „</w:t>
-      </w:r>
-      <w:proofErr w:type="gramEnd"/>
-      <w:r>
-        <w:rPr>
-          <w:rFonts w:ascii="Calibri" w:hAnsi="Calibri" w:cs="Calibri"/>
-          <w:sz w:val="24"/>
-          <w:szCs w:val="24"/>
-        </w:rPr>
-        <w:t>Some people think Bitcoin is bad, others good" (</w:t>
+        <w:t>: „Some people think Bitcoin is bad, others good" (</w:t>
       </w:r>
       <w:proofErr w:type="spellStart"/>
       <w:r>

--- a/FTN_BSc_BorisLetic.docx
+++ b/FTN_BSc_BorisLetic.docx
@@ -63,7 +63,7 @@
                 <v:shape id="_x0000_i1025" type="#_x0000_t75" alt="" style="width:64.8pt;height:64.8pt;mso-width-percent:0;mso-height-percent:0;mso-width-percent:0;mso-height-percent:0" o:ole="" fillcolor="window">
                   <v:imagedata r:id="rId8" o:title=""/>
                 </v:shape>
-                <o:OLEObject Type="Embed" ProgID="CorelDraw.Graphic.7" ShapeID="_x0000_i1025" DrawAspect="Content" ObjectID="_1825433309" r:id="rId9"/>
+                <o:OLEObject Type="Embed" ProgID="CorelDraw.Graphic.7" ShapeID="_x0000_i1025" DrawAspect="Content" ObjectID="_1825433601" r:id="rId9"/>
               </w:object>
             </w:r>
           </w:p>
@@ -7566,7 +7566,7 @@
                 <w:rFonts w:ascii="Arial" w:hAnsi="Arial"/>
                 <w:sz w:val="18"/>
               </w:rPr>
-              <w:t>2025.</w:t>
+              <w:t>2025</w:t>
             </w:r>
           </w:p>
         </w:tc>

--- a/FTN_BSc_BorisLetic.docx
+++ b/FTN_BSc_BorisLetic.docx
@@ -63,7 +63,7 @@
                 <v:shape id="_x0000_i1025" type="#_x0000_t75" alt="" style="width:64.8pt;height:64.8pt;mso-width-percent:0;mso-height-percent:0;mso-width-percent:0;mso-height-percent:0" o:ole="" fillcolor="window">
                   <v:imagedata r:id="rId8" o:title=""/>
                 </v:shape>
-                <o:OLEObject Type="Embed" ProgID="CorelDraw.Graphic.7" ShapeID="_x0000_i1025" DrawAspect="Content" ObjectID="_1825433601" r:id="rId9"/>
+                <o:OLEObject Type="Embed" ProgID="CorelDraw.Graphic.7" ShapeID="_x0000_i1025" DrawAspect="Content" ObjectID="_1825444290" r:id="rId9"/>
               </w:object>
             </w:r>
           </w:p>
@@ -2906,7 +2906,33 @@
                 <w:color w:val="000000" w:themeColor="text1"/>
                 <w:sz w:val="18"/>
               </w:rPr>
-              <w:t>/0/0/12/0/0</w:t>
+              <w:t>/</w:t>
+            </w:r>
+            <w:proofErr w:type="gramStart"/>
+            <w:r>
+              <w:rPr>
+                <w:rFonts w:ascii="Arial" w:hAnsi="Arial"/>
+                <w:color w:val="000000" w:themeColor="text1"/>
+                <w:sz w:val="18"/>
+              </w:rPr>
+              <w:t>10</w:t>
+            </w:r>
+            <w:r>
+              <w:rPr>
+                <w:rFonts w:ascii="Arial" w:hAnsi="Arial"/>
+                <w:color w:val="000000" w:themeColor="text1"/>
+                <w:sz w:val="18"/>
+              </w:rPr>
+              <w:t>/0</w:t>
+            </w:r>
+            <w:proofErr w:type="gramEnd"/>
+            <w:r>
+              <w:rPr>
+                <w:rFonts w:ascii="Arial" w:hAnsi="Arial"/>
+                <w:color w:val="000000" w:themeColor="text1"/>
+                <w:sz w:val="18"/>
+              </w:rPr>
+              <w:t>/12/0/0</w:t>
             </w:r>
           </w:p>
         </w:tc>
@@ -7871,7 +7897,7 @@
                 <w:color w:val="000000" w:themeColor="text1"/>
                 <w:sz w:val="18"/>
               </w:rPr>
-              <w:t>/0/0/</w:t>
+              <w:t>/</w:t>
             </w:r>
             <w:proofErr w:type="gramStart"/>
             <w:r>
@@ -7880,9 +7906,8 @@
                 <w:color w:val="000000" w:themeColor="text1"/>
                 <w:sz w:val="18"/>
               </w:rPr>
-              <w:t>12/0</w:t>
-            </w:r>
-            <w:proofErr w:type="gramEnd"/>
+              <w:t>10</w:t>
+            </w:r>
             <w:r>
               <w:rPr>
                 <w:rFonts w:ascii="Arial" w:hAnsi="Arial"/>
@@ -7890,6 +7915,15 @@
                 <w:sz w:val="18"/>
               </w:rPr>
               <w:t>/0</w:t>
+            </w:r>
+            <w:proofErr w:type="gramEnd"/>
+            <w:r>
+              <w:rPr>
+                <w:rFonts w:ascii="Arial" w:hAnsi="Arial"/>
+                <w:color w:val="000000" w:themeColor="text1"/>
+                <w:sz w:val="18"/>
+              </w:rPr>
+              <w:t>/12/0/0</w:t>
             </w:r>
           </w:p>
         </w:tc>

--- a/FTN_BSc_BorisLetic.docx
+++ b/FTN_BSc_BorisLetic.docx
@@ -63,7 +63,7 @@
                 <v:shape id="_x0000_i1025" type="#_x0000_t75" alt="" style="width:64.8pt;height:64.8pt;mso-width-percent:0;mso-height-percent:0;mso-width-percent:0;mso-height-percent:0" o:ole="" fillcolor="window">
                   <v:imagedata r:id="rId8" o:title=""/>
                 </v:shape>
-                <o:OLEObject Type="Embed" ProgID="CorelDraw.Graphic.7" ShapeID="_x0000_i1025" DrawAspect="Content" ObjectID="_1825444290" r:id="rId9"/>
+                <o:OLEObject Type="Embed" ProgID="CorelDraw.Graphic.7" ShapeID="_x0000_i1025" DrawAspect="Content" ObjectID="_1825516996" r:id="rId9"/>
               </w:object>
             </w:r>
           </w:p>
@@ -2762,7 +2762,7 @@
                 <w:spacing w:val="-4"/>
                 <w:sz w:val="13"/>
               </w:rPr>
-              <w:t xml:space="preserve">/ </w:t>
+              <w:t>/</w:t>
             </w:r>
             <w:proofErr w:type="spellStart"/>
             <w:r>
@@ -2908,7 +2908,6 @@
               </w:rPr>
               <w:t>/</w:t>
             </w:r>
-            <w:proofErr w:type="gramStart"/>
             <w:r>
               <w:rPr>
                 <w:rFonts w:ascii="Arial" w:hAnsi="Arial"/>
@@ -2923,16 +2922,49 @@
                 <w:color w:val="000000" w:themeColor="text1"/>
                 <w:sz w:val="18"/>
               </w:rPr>
-              <w:t>/0</w:t>
-            </w:r>
-            <w:proofErr w:type="gramEnd"/>
+              <w:t>/</w:t>
+            </w:r>
             <w:r>
               <w:rPr>
                 <w:rFonts w:ascii="Arial" w:hAnsi="Arial"/>
                 <w:color w:val="000000" w:themeColor="text1"/>
                 <w:sz w:val="18"/>
               </w:rPr>
-              <w:t>/12/0/0</w:t>
+              <w:t>9</w:t>
+            </w:r>
+            <w:r>
+              <w:rPr>
+                <w:rFonts w:ascii="Arial" w:hAnsi="Arial"/>
+                <w:color w:val="000000" w:themeColor="text1"/>
+                <w:sz w:val="18"/>
+              </w:rPr>
+              <w:t>/</w:t>
+            </w:r>
+            <w:proofErr w:type="gramStart"/>
+            <w:r>
+              <w:rPr>
+                <w:rFonts w:ascii="Arial" w:hAnsi="Arial"/>
+                <w:color w:val="000000" w:themeColor="text1"/>
+                <w:sz w:val="18"/>
+              </w:rPr>
+              <w:t>3</w:t>
+            </w:r>
+            <w:r>
+              <w:rPr>
+                <w:rFonts w:ascii="Arial" w:hAnsi="Arial"/>
+                <w:color w:val="000000" w:themeColor="text1"/>
+                <w:sz w:val="18"/>
+              </w:rPr>
+              <w:t>/0</w:t>
+            </w:r>
+            <w:proofErr w:type="gramEnd"/>
+            <w:r>
+              <w:rPr>
+                <w:rFonts w:ascii="Arial" w:hAnsi="Arial"/>
+                <w:color w:val="000000" w:themeColor="text1"/>
+                <w:sz w:val="18"/>
+              </w:rPr>
+              <w:t>/0</w:t>
             </w:r>
           </w:p>
         </w:tc>
@@ -3428,7 +3460,25 @@
                 <w:szCs w:val="18"/>
                 <w:lang w:val="sr-Cyrl-RS"/>
               </w:rPr>
-              <w:t>Машинско ушење, крипто заједница,</w:t>
+              <w:t>Машинско у</w:t>
+            </w:r>
+            <w:r>
+              <w:rPr>
+                <w:rFonts w:ascii="Arial" w:eastAsia="Arial" w:hAnsi="Arial" w:cs="Arial"/>
+                <w:sz w:val="18"/>
+                <w:szCs w:val="18"/>
+                <w:lang w:val="sr-Cyrl-RS"/>
+              </w:rPr>
+              <w:t>ч</w:t>
+            </w:r>
+            <w:r>
+              <w:rPr>
+                <w:rFonts w:ascii="Arial" w:eastAsia="Arial" w:hAnsi="Arial" w:cs="Arial"/>
+                <w:sz w:val="18"/>
+                <w:szCs w:val="18"/>
+                <w:lang w:val="sr-Cyrl-RS"/>
+              </w:rPr>
+              <w:t>ење, крипто заједница,</w:t>
             </w:r>
             <w:r>
               <w:rPr>
@@ -3618,26 +3668,9 @@
                 <w:rFonts w:ascii="Arial" w:eastAsia="Arial" w:hAnsi="Arial" w:cs="Arial"/>
                 <w:sz w:val="18"/>
                 <w:szCs w:val="18"/>
-              </w:rPr>
-              <w:t xml:space="preserve">У </w:t>
-            </w:r>
-            <w:proofErr w:type="spellStart"/>
-            <w:r>
-              <w:rPr>
-                <w:rFonts w:ascii="Arial" w:eastAsia="Arial" w:hAnsi="Arial" w:cs="Arial"/>
-                <w:sz w:val="18"/>
-                <w:szCs w:val="18"/>
-              </w:rPr>
-              <w:t>библиотеци</w:t>
-            </w:r>
-            <w:proofErr w:type="spellEnd"/>
-            <w:r>
-              <w:rPr>
-                <w:rFonts w:ascii="Arial" w:eastAsia="Arial" w:hAnsi="Arial" w:cs="Arial"/>
-                <w:sz w:val="18"/>
-                <w:szCs w:val="18"/>
-              </w:rPr>
-              <w:t xml:space="preserve"> </w:t>
+                <w:lang w:val="sr-Cyrl-RS"/>
+              </w:rPr>
+              <w:t xml:space="preserve">Библиотека </w:t>
             </w:r>
             <w:proofErr w:type="spellStart"/>
             <w:r>
@@ -5009,87 +5042,7 @@
                 <w:sz w:val="18"/>
                 <w:lang w:val="sr-Latn-CS"/>
               </w:rPr>
-              <w:t xml:space="preserve"> (r</w:t>
-            </w:r>
-            <w:r>
-              <w:rPr>
-                <w:rFonts w:ascii="Arial" w:hAnsi="Arial"/>
-                <w:bCs/>
-                <w:color w:val="000000" w:themeColor="text1"/>
-                <w:sz w:val="18"/>
-                <w:lang w:val="sr-Latn-CS"/>
-              </w:rPr>
-              <w:t xml:space="preserve"> </w:t>
-            </w:r>
-            <w:r>
-              <w:rPr>
-                <w:rFonts w:ascii="Arial" w:hAnsi="Arial"/>
-                <w:bCs/>
-                <w:color w:val="000000" w:themeColor="text1"/>
-                <w:sz w:val="18"/>
-                <w:lang w:val="sr-Latn-CS"/>
-              </w:rPr>
-              <w:t>=</w:t>
-            </w:r>
-            <w:r>
-              <w:rPr>
-                <w:rFonts w:ascii="Arial" w:hAnsi="Arial"/>
-                <w:bCs/>
-                <w:color w:val="000000" w:themeColor="text1"/>
-                <w:sz w:val="18"/>
-                <w:lang w:val="sr-Latn-CS"/>
-              </w:rPr>
-              <w:t xml:space="preserve"> </w:t>
-            </w:r>
-            <w:r>
-              <w:rPr>
-                <w:rFonts w:ascii="Arial" w:hAnsi="Arial"/>
-                <w:bCs/>
-                <w:color w:val="000000" w:themeColor="text1"/>
-                <w:sz w:val="18"/>
-                <w:lang w:val="sr-Latn-CS"/>
-              </w:rPr>
-              <w:t>0.226, p</w:t>
-            </w:r>
-            <w:r>
-              <w:rPr>
-                <w:rFonts w:ascii="Arial" w:hAnsi="Arial"/>
-                <w:bCs/>
-                <w:color w:val="000000" w:themeColor="text1"/>
-                <w:sz w:val="18"/>
-                <w:lang w:val="sr-Latn-CS"/>
-              </w:rPr>
-              <w:t xml:space="preserve"> </w:t>
-            </w:r>
-            <w:r>
-              <w:rPr>
-                <w:rFonts w:ascii="Arial" w:hAnsi="Arial"/>
-                <w:bCs/>
-                <w:color w:val="000000" w:themeColor="text1"/>
-                <w:sz w:val="18"/>
-                <w:lang w:val="sr-Latn-CS"/>
-              </w:rPr>
-              <w:t>=</w:t>
-            </w:r>
-            <w:r>
-              <w:rPr>
-                <w:rFonts w:ascii="Arial" w:hAnsi="Arial"/>
-                <w:bCs/>
-                <w:color w:val="000000" w:themeColor="text1"/>
-                <w:sz w:val="18"/>
-                <w:lang w:val="sr-Latn-CS"/>
-              </w:rPr>
-              <w:t xml:space="preserve"> </w:t>
-            </w:r>
-            <w:r>
-              <w:rPr>
-                <w:rFonts w:ascii="Arial" w:hAnsi="Arial"/>
-                <w:bCs/>
-                <w:color w:val="000000" w:themeColor="text1"/>
-                <w:sz w:val="18"/>
-                <w:lang w:val="sr-Latn-CS"/>
-              </w:rPr>
-              <w:t xml:space="preserve">0.024), </w:t>
+              <w:t xml:space="preserve"> (r=0.226, p=0.024), </w:t>
             </w:r>
             <w:r>
               <w:rPr>
@@ -7736,7 +7689,6 @@
               <w:rPr>
                 <w:rFonts w:ascii="Arial" w:hAnsi="Arial"/>
                 <w:sz w:val="18"/>
-                <w:lang w:val="hr-HR"/>
               </w:rPr>
             </w:pPr>
             <w:r>
@@ -7754,6 +7706,24 @@
                 <w:sz w:val="18"/>
                 <w:szCs w:val="18"/>
               </w:rPr>
+              <w:t>Trg</w:t>
+            </w:r>
+            <w:proofErr w:type="spellEnd"/>
+            <w:r>
+              <w:rPr>
+                <w:rFonts w:ascii="Arial" w:eastAsia="Arial" w:hAnsi="Arial" w:cs="Arial"/>
+                <w:sz w:val="18"/>
+                <w:szCs w:val="18"/>
+              </w:rPr>
+              <w:t xml:space="preserve"> </w:t>
+            </w:r>
+            <w:proofErr w:type="spellStart"/>
+            <w:r>
+              <w:rPr>
+                <w:rFonts w:ascii="Arial" w:eastAsia="Arial" w:hAnsi="Arial" w:cs="Arial"/>
+                <w:sz w:val="18"/>
+                <w:szCs w:val="18"/>
+              </w:rPr>
               <w:t>Dositeja</w:t>
             </w:r>
             <w:proofErr w:type="spellEnd"/>
@@ -7772,7 +7742,15 @@
                 <w:sz w:val="18"/>
                 <w:szCs w:val="18"/>
               </w:rPr>
-              <w:t>Obradovića</w:t>
+              <w:t>Obrado</w:t>
+            </w:r>
+            <w:r>
+              <w:rPr>
+                <w:rFonts w:ascii="Arial" w:eastAsia="Arial" w:hAnsi="Arial" w:cs="Arial"/>
+                <w:sz w:val="18"/>
+                <w:szCs w:val="18"/>
+              </w:rPr>
+              <w:t>vića</w:t>
             </w:r>
             <w:proofErr w:type="spellEnd"/>
             <w:r>
@@ -7781,7 +7759,7 @@
                 <w:sz w:val="18"/>
                 <w:szCs w:val="18"/>
               </w:rPr>
-              <w:t xml:space="preserve"> sq. 6</w:t>
+              <w:t xml:space="preserve"> 6</w:t>
             </w:r>
           </w:p>
         </w:tc>
@@ -7899,7 +7877,6 @@
               </w:rPr>
               <w:t>/</w:t>
             </w:r>
-            <w:proofErr w:type="gramStart"/>
             <w:r>
               <w:rPr>
                 <w:rFonts w:ascii="Arial" w:hAnsi="Arial"/>
@@ -7914,16 +7891,49 @@
                 <w:color w:val="000000" w:themeColor="text1"/>
                 <w:sz w:val="18"/>
               </w:rPr>
-              <w:t>/0</w:t>
-            </w:r>
-            <w:proofErr w:type="gramEnd"/>
+              <w:t>/</w:t>
+            </w:r>
             <w:r>
               <w:rPr>
                 <w:rFonts w:ascii="Arial" w:hAnsi="Arial"/>
                 <w:color w:val="000000" w:themeColor="text1"/>
                 <w:sz w:val="18"/>
               </w:rPr>
-              <w:t>/12/0/0</w:t>
+              <w:t>9</w:t>
+            </w:r>
+            <w:r>
+              <w:rPr>
+                <w:rFonts w:ascii="Arial" w:hAnsi="Arial"/>
+                <w:color w:val="000000" w:themeColor="text1"/>
+                <w:sz w:val="18"/>
+              </w:rPr>
+              <w:t>/</w:t>
+            </w:r>
+            <w:proofErr w:type="gramStart"/>
+            <w:r>
+              <w:rPr>
+                <w:rFonts w:ascii="Arial" w:hAnsi="Arial"/>
+                <w:color w:val="000000" w:themeColor="text1"/>
+                <w:sz w:val="18"/>
+              </w:rPr>
+              <w:t>3</w:t>
+            </w:r>
+            <w:r>
+              <w:rPr>
+                <w:rFonts w:ascii="Arial" w:hAnsi="Arial"/>
+                <w:color w:val="000000" w:themeColor="text1"/>
+                <w:sz w:val="18"/>
+              </w:rPr>
+              <w:t>/0</w:t>
+            </w:r>
+            <w:proofErr w:type="gramEnd"/>
+            <w:r>
+              <w:rPr>
+                <w:rFonts w:ascii="Arial" w:hAnsi="Arial"/>
+                <w:color w:val="000000" w:themeColor="text1"/>
+                <w:sz w:val="18"/>
+              </w:rPr>
+              <w:t>/0</w:t>
             </w:r>
           </w:p>
         </w:tc>
@@ -18466,41 +18476,65 @@
           <w:sz w:val="24"/>
           <w:szCs w:val="24"/>
         </w:rPr>
-        <w:t>Natural</w:t>
-      </w:r>
-      <w:r>
-        <w:rPr>
-          <w:rFonts w:ascii="Calibri" w:hAnsi="Calibri" w:cs="Calibri"/>
-          <w:sz w:val="24"/>
-          <w:szCs w:val="24"/>
-          <w:lang w:val="sr-Cyrl-RS"/>
-        </w:rPr>
-        <w:t xml:space="preserve"> </w:t>
-      </w:r>
-      <w:r>
-        <w:rPr>
-          <w:rFonts w:ascii="Calibri" w:hAnsi="Calibri" w:cs="Calibri"/>
-          <w:sz w:val="24"/>
-          <w:szCs w:val="24"/>
-        </w:rPr>
-        <w:t>Language</w:t>
-      </w:r>
-      <w:r>
-        <w:rPr>
-          <w:rFonts w:ascii="Calibri" w:hAnsi="Calibri" w:cs="Calibri"/>
-          <w:sz w:val="24"/>
-          <w:szCs w:val="24"/>
-          <w:lang w:val="sr-Cyrl-RS"/>
-        </w:rPr>
-        <w:t xml:space="preserve"> </w:t>
-      </w:r>
-      <w:r>
-        <w:rPr>
-          <w:rFonts w:ascii="Calibri" w:hAnsi="Calibri" w:cs="Calibri"/>
-          <w:sz w:val="24"/>
-          <w:szCs w:val="24"/>
-        </w:rPr>
-        <w:t>Processing</w:t>
+        <w:t>n</w:t>
+      </w:r>
+      <w:r>
+        <w:rPr>
+          <w:rFonts w:ascii="Calibri" w:hAnsi="Calibri" w:cs="Calibri"/>
+          <w:sz w:val="24"/>
+          <w:szCs w:val="24"/>
+        </w:rPr>
+        <w:t>atural</w:t>
+      </w:r>
+      <w:r>
+        <w:rPr>
+          <w:rFonts w:ascii="Calibri" w:hAnsi="Calibri" w:cs="Calibri"/>
+          <w:sz w:val="24"/>
+          <w:szCs w:val="24"/>
+          <w:lang w:val="sr-Cyrl-RS"/>
+        </w:rPr>
+        <w:t xml:space="preserve"> </w:t>
+      </w:r>
+      <w:r>
+        <w:rPr>
+          <w:rFonts w:ascii="Calibri" w:hAnsi="Calibri" w:cs="Calibri"/>
+          <w:sz w:val="24"/>
+          <w:szCs w:val="24"/>
+        </w:rPr>
+        <w:t>l</w:t>
+      </w:r>
+      <w:r>
+        <w:rPr>
+          <w:rFonts w:ascii="Calibri" w:hAnsi="Calibri" w:cs="Calibri"/>
+          <w:sz w:val="24"/>
+          <w:szCs w:val="24"/>
+        </w:rPr>
+        <w:t>anguage</w:t>
+      </w:r>
+      <w:r>
+        <w:rPr>
+          <w:rFonts w:ascii="Calibri" w:hAnsi="Calibri" w:cs="Calibri"/>
+          <w:sz w:val="24"/>
+          <w:szCs w:val="24"/>
+          <w:lang w:val="sr-Cyrl-RS"/>
+        </w:rPr>
+        <w:t xml:space="preserve"> </w:t>
+      </w:r>
+      <w:r>
+        <w:rPr>
+          <w:rFonts w:ascii="Calibri" w:hAnsi="Calibri" w:cs="Calibri"/>
+          <w:sz w:val="24"/>
+          <w:szCs w:val="24"/>
+        </w:rPr>
+        <w:t>p</w:t>
+      </w:r>
+      <w:r>
+        <w:rPr>
+          <w:rFonts w:ascii="Calibri" w:hAnsi="Calibri" w:cs="Calibri"/>
+          <w:sz w:val="24"/>
+          <w:szCs w:val="24"/>
+        </w:rPr>
+        <w:t>rocessing</w:t>
       </w:r>
       <w:r>
         <w:rPr>
@@ -21084,7 +21118,25 @@
           <w:szCs w:val="24"/>
           <w:lang w:val="sr-Cyrl-RS"/>
         </w:rPr>
-        <w:t>робусан</w:t>
+        <w:t>робус</w:t>
+      </w:r>
+      <w:r>
+        <w:rPr>
+          <w:rFonts w:asciiTheme="minorHAnsi" w:hAnsiTheme="minorHAnsi" w:hint="eastAsia"/>
+          <w:sz w:val="24"/>
+          <w:szCs w:val="24"/>
+          <w:lang w:val="sr-Cyrl-RS"/>
+        </w:rPr>
+        <w:t>т</w:t>
+      </w:r>
+      <w:r>
+        <w:rPr>
+          <w:rFonts w:asciiTheme="minorHAnsi" w:hAnsiTheme="minorHAnsi" w:hint="eastAsia"/>
+          <w:sz w:val="24"/>
+          <w:szCs w:val="24"/>
+          <w:lang w:val="sr-Cyrl-RS"/>
+        </w:rPr>
+        <w:t>ан</w:t>
       </w:r>
       <w:r>
         <w:rPr>
@@ -26835,7 +26887,15 @@
           <w:sz w:val="24"/>
           <w:szCs w:val="24"/>
         </w:rPr>
-        <w:t>Pre-training</w:t>
+        <w:t>p</w:t>
+      </w:r>
+      <w:r>
+        <w:rPr>
+          <w:rFonts w:ascii="Calibri" w:hAnsi="Calibri" w:cs="Calibri"/>
+          <w:sz w:val="24"/>
+          <w:szCs w:val="24"/>
+        </w:rPr>
+        <w:t>re-training</w:t>
       </w:r>
       <w:r>
         <w:rPr>
@@ -27045,7 +27105,15 @@
           <w:sz w:val="24"/>
           <w:szCs w:val="24"/>
         </w:rPr>
-        <w:t>Fine-tunin</w:t>
+        <w:t>f</w:t>
+      </w:r>
+      <w:r>
+        <w:rPr>
+          <w:rFonts w:ascii="Calibri" w:hAnsi="Calibri" w:cs="Calibri"/>
+          <w:sz w:val="24"/>
+          <w:szCs w:val="24"/>
+        </w:rPr>
+        <w:t>ine-tunin</w:t>
       </w:r>
       <w:r>
         <w:rPr>
@@ -28346,9 +28414,34 @@
           <w:rFonts w:asciiTheme="minorHAnsi" w:hAnsiTheme="minorHAnsi"/>
           <w:sz w:val="24"/>
           <w:szCs w:val="24"/>
-          <w:lang w:val="sr-Cyrl-RS"/>
-        </w:rPr>
-        <w:t>Data Loading</w:t>
+        </w:rPr>
+        <w:t>d</w:t>
+      </w:r>
+      <w:r>
+        <w:rPr>
+          <w:rFonts w:asciiTheme="minorHAnsi" w:hAnsiTheme="minorHAnsi"/>
+          <w:sz w:val="24"/>
+          <w:szCs w:val="24"/>
+          <w:lang w:val="sr-Cyrl-RS"/>
+        </w:rPr>
+        <w:t xml:space="preserve">ata </w:t>
+      </w:r>
+      <w:r>
+        <w:rPr>
+          <w:rFonts w:asciiTheme="minorHAnsi" w:hAnsiTheme="minorHAnsi"/>
+          <w:sz w:val="24"/>
+          <w:szCs w:val="24"/>
+        </w:rPr>
+        <w:t>l</w:t>
+      </w:r>
+      <w:r>
+        <w:rPr>
+          <w:rFonts w:asciiTheme="minorHAnsi" w:hAnsiTheme="minorHAnsi"/>
+          <w:sz w:val="24"/>
+          <w:szCs w:val="24"/>
+          <w:lang w:val="sr-Cyrl-RS"/>
+        </w:rPr>
+        <w:t>oading</w:t>
       </w:r>
       <w:r>
         <w:rPr>
@@ -28424,9 +28517,17 @@
           <w:rFonts w:asciiTheme="minorHAnsi" w:hAnsiTheme="minorHAnsi"/>
           <w:sz w:val="24"/>
           <w:szCs w:val="24"/>
-          <w:lang w:val="sr-Cyrl-RS"/>
-        </w:rPr>
-        <w:t>Preprocessin</w:t>
+        </w:rPr>
+        <w:t>p</w:t>
+      </w:r>
+      <w:r>
+        <w:rPr>
+          <w:rFonts w:asciiTheme="minorHAnsi" w:hAnsiTheme="minorHAnsi"/>
+          <w:sz w:val="24"/>
+          <w:szCs w:val="24"/>
+          <w:lang w:val="sr-Cyrl-RS"/>
+        </w:rPr>
+        <w:t>reprocessin</w:t>
       </w:r>
       <w:r>
         <w:rPr>
@@ -28546,9 +28647,34 @@
           <w:rFonts w:asciiTheme="minorHAnsi" w:hAnsiTheme="minorHAnsi"/>
           <w:sz w:val="24"/>
           <w:szCs w:val="24"/>
-          <w:lang w:val="sr-Cyrl-RS"/>
-        </w:rPr>
-        <w:t>Feature Extraction</w:t>
+        </w:rPr>
+        <w:t>f</w:t>
+      </w:r>
+      <w:r>
+        <w:rPr>
+          <w:rFonts w:asciiTheme="minorHAnsi" w:hAnsiTheme="minorHAnsi"/>
+          <w:sz w:val="24"/>
+          <w:szCs w:val="24"/>
+          <w:lang w:val="sr-Cyrl-RS"/>
+        </w:rPr>
+        <w:t xml:space="preserve">eature </w:t>
+      </w:r>
+      <w:r>
+        <w:rPr>
+          <w:rFonts w:asciiTheme="minorHAnsi" w:hAnsiTheme="minorHAnsi"/>
+          <w:sz w:val="24"/>
+          <w:szCs w:val="24"/>
+        </w:rPr>
+        <w:t>e</w:t>
+      </w:r>
+      <w:r>
+        <w:rPr>
+          <w:rFonts w:asciiTheme="minorHAnsi" w:hAnsiTheme="minorHAnsi"/>
+          <w:sz w:val="24"/>
+          <w:szCs w:val="24"/>
+          <w:lang w:val="sr-Cyrl-RS"/>
+        </w:rPr>
+        <w:t>xtraction</w:t>
       </w:r>
       <w:r>
         <w:rPr>
@@ -28642,9 +28768,34 @@
           <w:rFonts w:asciiTheme="minorHAnsi" w:hAnsiTheme="minorHAnsi"/>
           <w:sz w:val="24"/>
           <w:szCs w:val="24"/>
-          <w:lang w:val="sr-Cyrl-RS"/>
-        </w:rPr>
-        <w:t>Model Training</w:t>
+        </w:rPr>
+        <w:t>m</w:t>
+      </w:r>
+      <w:r>
+        <w:rPr>
+          <w:rFonts w:asciiTheme="minorHAnsi" w:hAnsiTheme="minorHAnsi"/>
+          <w:sz w:val="24"/>
+          <w:szCs w:val="24"/>
+          <w:lang w:val="sr-Cyrl-RS"/>
+        </w:rPr>
+        <w:t xml:space="preserve">odel </w:t>
+      </w:r>
+      <w:r>
+        <w:rPr>
+          <w:rFonts w:asciiTheme="minorHAnsi" w:hAnsiTheme="minorHAnsi"/>
+          <w:sz w:val="24"/>
+          <w:szCs w:val="24"/>
+        </w:rPr>
+        <w:t>t</w:t>
+      </w:r>
+      <w:r>
+        <w:rPr>
+          <w:rFonts w:asciiTheme="minorHAnsi" w:hAnsiTheme="minorHAnsi"/>
+          <w:sz w:val="24"/>
+          <w:szCs w:val="24"/>
+          <w:lang w:val="sr-Cyrl-RS"/>
+        </w:rPr>
+        <w:t>raining</w:t>
       </w:r>
       <w:r>
         <w:rPr>
@@ -28720,9 +28871,17 @@
           <w:rFonts w:asciiTheme="minorHAnsi" w:hAnsiTheme="minorHAnsi"/>
           <w:sz w:val="24"/>
           <w:szCs w:val="24"/>
-          <w:lang w:val="sr-Cyrl-RS"/>
-        </w:rPr>
-        <w:t>Evaluation</w:t>
+        </w:rPr>
+        <w:t>e</w:t>
+      </w:r>
+      <w:r>
+        <w:rPr>
+          <w:rFonts w:asciiTheme="minorHAnsi" w:hAnsiTheme="minorHAnsi"/>
+          <w:sz w:val="24"/>
+          <w:szCs w:val="24"/>
+          <w:lang w:val="sr-Cyrl-RS"/>
+        </w:rPr>
+        <w:t>valuation</w:t>
       </w:r>
       <w:r>
         <w:rPr>
@@ -28798,9 +28957,34 @@
           <w:rFonts w:asciiTheme="minorHAnsi" w:hAnsiTheme="minorHAnsi"/>
           <w:sz w:val="24"/>
           <w:szCs w:val="24"/>
-          <w:lang w:val="sr-Cyrl-RS"/>
-        </w:rPr>
-        <w:t>Correlation Analysis</w:t>
+        </w:rPr>
+        <w:t>c</w:t>
+      </w:r>
+      <w:r>
+        <w:rPr>
+          <w:rFonts w:asciiTheme="minorHAnsi" w:hAnsiTheme="minorHAnsi"/>
+          <w:sz w:val="24"/>
+          <w:szCs w:val="24"/>
+          <w:lang w:val="sr-Cyrl-RS"/>
+        </w:rPr>
+        <w:t xml:space="preserve">orrelation </w:t>
+      </w:r>
+      <w:r>
+        <w:rPr>
+          <w:rFonts w:asciiTheme="minorHAnsi" w:hAnsiTheme="minorHAnsi"/>
+          <w:sz w:val="24"/>
+          <w:szCs w:val="24"/>
+        </w:rPr>
+        <w:t>a</w:t>
+      </w:r>
+      <w:r>
+        <w:rPr>
+          <w:rFonts w:asciiTheme="minorHAnsi" w:hAnsiTheme="minorHAnsi"/>
+          <w:sz w:val="24"/>
+          <w:szCs w:val="24"/>
+          <w:lang w:val="sr-Cyrl-RS"/>
+        </w:rPr>
+        <w:t>nalysis</w:t>
       </w:r>
       <w:r>
         <w:rPr>
@@ -29525,7 +29709,15 @@
           <w:sz w:val="24"/>
           <w:szCs w:val="24"/>
         </w:rPr>
-        <w:t>Positive</w:t>
+        <w:t>p</w:t>
+      </w:r>
+      <w:r>
+        <w:rPr>
+          <w:rFonts w:asciiTheme="minorHAnsi" w:hAnsiTheme="minorHAnsi"/>
+          <w:sz w:val="24"/>
+          <w:szCs w:val="24"/>
+        </w:rPr>
+        <w:t>ositive</w:t>
       </w:r>
       <w:r>
         <w:rPr>
@@ -29573,7 +29765,15 @@
           <w:sz w:val="24"/>
           <w:szCs w:val="24"/>
         </w:rPr>
-        <w:t>Negative</w:t>
+        <w:t>n</w:t>
+      </w:r>
+      <w:r>
+        <w:rPr>
+          <w:rFonts w:asciiTheme="minorHAnsi" w:hAnsiTheme="minorHAnsi"/>
+          <w:sz w:val="24"/>
+          <w:szCs w:val="24"/>
+        </w:rPr>
+        <w:t>egative</w:t>
       </w:r>
       <w:r>
         <w:rPr>
@@ -29621,7 +29821,15 @@
           <w:sz w:val="24"/>
           <w:szCs w:val="24"/>
         </w:rPr>
-        <w:t>Neutral</w:t>
+        <w:t>n</w:t>
+      </w:r>
+      <w:r>
+        <w:rPr>
+          <w:rFonts w:asciiTheme="minorHAnsi" w:hAnsiTheme="minorHAnsi"/>
+          <w:sz w:val="24"/>
+          <w:szCs w:val="24"/>
+        </w:rPr>
+        <w:t>eutral</w:t>
       </w:r>
       <w:r>
         <w:rPr>
@@ -32923,7 +33131,21 @@
           <w:rFonts w:ascii="Calibri" w:hAnsi="Calibri" w:cs="Calibri"/>
           <w:lang w:val="sr-Cyrl-RS"/>
         </w:rPr>
-        <w:t>"и „</w:t>
+        <w:t>"</w:t>
+      </w:r>
+      <w:r>
+        <w:rPr>
+          <w:rFonts w:ascii="Calibri" w:hAnsi="Calibri" w:cs="Calibri"/>
+          <w:lang w:val="sr-Cyrl-RS"/>
+        </w:rPr>
+        <w:t xml:space="preserve"> </w:t>
+      </w:r>
+      <w:r>
+        <w:rPr>
+          <w:rFonts w:ascii="Calibri" w:hAnsi="Calibri" w:cs="Calibri"/>
+          <w:lang w:val="sr-Cyrl-RS"/>
+        </w:rPr>
+        <w:t>и „</w:t>
       </w:r>
       <w:r>
         <w:rPr>
@@ -32936,7 +33158,21 @@
           <w:rFonts w:ascii="Calibri" w:hAnsi="Calibri" w:cs="Calibri"/>
           <w:lang w:val="sr-Cyrl-RS"/>
         </w:rPr>
-        <w:t>"третирамо као исту реч</w:t>
+        <w:t>"</w:t>
+      </w:r>
+      <w:r>
+        <w:rPr>
+          <w:rFonts w:ascii="Calibri" w:hAnsi="Calibri" w:cs="Calibri"/>
+          <w:lang w:val="sr-Cyrl-RS"/>
+        </w:rPr>
+        <w:t xml:space="preserve"> </w:t>
+      </w:r>
+      <w:r>
+        <w:rPr>
+          <w:rFonts w:ascii="Calibri" w:hAnsi="Calibri" w:cs="Calibri"/>
+          <w:lang w:val="sr-Cyrl-RS"/>
+        </w:rPr>
+        <w:t>третирамо као исту реч</w:t>
       </w:r>
     </w:p>
     <w:p>
@@ -33026,7 +33262,21 @@
           <w:rFonts w:ascii="Calibri" w:hAnsi="Calibri" w:cs="Calibri"/>
           <w:lang w:val="sr-Cyrl-RS"/>
         </w:rPr>
-        <w:t>", „</w:t>
+        <w:t>"</w:t>
+      </w:r>
+      <w:r>
+        <w:rPr>
+          <w:rFonts w:ascii="Calibri" w:hAnsi="Calibri" w:cs="Calibri"/>
+          <w:lang w:val="sr-Cyrl-RS"/>
+        </w:rPr>
+        <w:t xml:space="preserve"> и</w:t>
+      </w:r>
+      <w:r>
+        <w:rPr>
+          <w:rFonts w:ascii="Calibri" w:hAnsi="Calibri" w:cs="Calibri"/>
+          <w:lang w:val="sr-Cyrl-RS"/>
+        </w:rPr>
+        <w:t xml:space="preserve"> „</w:t>
       </w:r>
       <w:r>
         <w:rPr>
@@ -33039,7 +33289,21 @@
           <w:rFonts w:ascii="Calibri" w:hAnsi="Calibri" w:cs="Calibri"/>
           <w:lang w:val="sr-Cyrl-RS"/>
         </w:rPr>
-        <w:t>"носе мало семантичког значаја</w:t>
+        <w:t>"</w:t>
+      </w:r>
+      <w:r>
+        <w:rPr>
+          <w:rFonts w:ascii="Calibri" w:hAnsi="Calibri" w:cs="Calibri"/>
+          <w:lang w:val="sr-Cyrl-RS"/>
+        </w:rPr>
+        <w:t xml:space="preserve"> </w:t>
+      </w:r>
+      <w:r>
+        <w:rPr>
+          <w:rFonts w:ascii="Calibri" w:hAnsi="Calibri" w:cs="Calibri"/>
+          <w:lang w:val="sr-Cyrl-RS"/>
+        </w:rPr>
+        <w:t>носе мало семантичког значаја</w:t>
       </w:r>
     </w:p>
     <w:p>
@@ -34984,15 +35248,7 @@
           <w:sz w:val="20"/>
           <w:lang w:val="sr-Cyrl-RS"/>
         </w:rPr>
-        <w:t xml:space="preserve">Слика </w:t>
-      </w:r>
-      <w:r>
-        <w:rPr>
-          <w:rFonts w:ascii="Calibri" w:hAnsi="Calibri" w:cs="Calibri"/>
-          <w:b/>
-          <w:sz w:val="20"/>
-        </w:rPr>
-        <w:t>4</w:t>
+        <w:t>Табела 1</w:t>
       </w:r>
       <w:r>
         <w:rPr>
@@ -36055,15 +36311,7 @@
           <w:sz w:val="20"/>
           <w:lang w:val="sr-Cyrl-RS"/>
         </w:rPr>
-        <w:t xml:space="preserve">Слика </w:t>
-      </w:r>
-      <w:r>
-        <w:rPr>
-          <w:rFonts w:ascii="Calibri" w:hAnsi="Calibri" w:cs="Calibri"/>
-          <w:b/>
-          <w:sz w:val="20"/>
-        </w:rPr>
-        <w:t>5</w:t>
+        <w:t>Табела 2</w:t>
       </w:r>
       <w:r>
         <w:rPr>
@@ -36298,6 +36546,15 @@
           <w:szCs w:val="26"/>
         </w:rPr>
         <w:t>Cross Validation</w:t>
+      </w:r>
+      <w:r>
+        <w:rPr>
+          <w:rFonts w:ascii="Calibri" w:hAnsi="Calibri" w:cs="Calibri"/>
+          <w:b/>
+          <w:sz w:val="26"/>
+          <w:szCs w:val="26"/>
+        </w:rPr>
+        <w:t xml:space="preserve"> Results</w:t>
       </w:r>
       <w:r>
         <w:rPr>
@@ -36586,7 +36843,7 @@
           <w:sz w:val="20"/>
           <w:lang w:val="sr-Cyrl-RS"/>
         </w:rPr>
-        <w:t xml:space="preserve">Слика </w:t>
+        <w:t>Табела 3</w:t>
       </w:r>
       <w:r>
         <w:rPr>
@@ -36595,7 +36852,7 @@
           <w:sz w:val="20"/>
           <w:lang w:val="sr-Cyrl-RS"/>
         </w:rPr>
-        <w:t>6</w:t>
+        <w:t xml:space="preserve"> – </w:t>
       </w:r>
       <w:r>
         <w:rPr>
@@ -36604,27 +36861,18 @@
           <w:sz w:val="20"/>
           <w:lang w:val="sr-Cyrl-RS"/>
         </w:rPr>
-        <w:t xml:space="preserve"> – </w:t>
-      </w:r>
-      <w:r>
+        <w:t>Резултати унакрсне валидације</w:t>
+      </w:r>
+    </w:p>
+    <w:p>
+      <w:pPr>
+        <w:jc w:val="center"/>
         <w:rPr>
           <w:rFonts w:ascii="Calibri" w:hAnsi="Calibri" w:cs="Calibri"/>
           <w:b/>
           <w:sz w:val="20"/>
           <w:lang w:val="sr-Cyrl-RS"/>
         </w:rPr>
-        <w:t>Резултати унакрсне валидације</w:t>
-      </w:r>
-    </w:p>
-    <w:p>
-      <w:pPr>
-        <w:jc w:val="center"/>
-        <w:rPr>
-          <w:rFonts w:ascii="Calibri" w:hAnsi="Calibri" w:cs="Calibri"/>
-          <w:b/>
-          <w:sz w:val="20"/>
-          <w:lang w:val="sr-Cyrl-RS"/>
-        </w:rPr>
       </w:pPr>
     </w:p>
     <w:p>
@@ -36688,7 +36936,7 @@
           <w:szCs w:val="24"/>
           <w:lang w:val="sr-Cyrl-RS"/>
         </w:rPr>
-        <w:t xml:space="preserve"> (&lt; 1.5</w:t>
+        <w:t xml:space="preserve"> (&lt;1.5</w:t>
       </w:r>
       <w:r>
         <w:rPr>
@@ -37079,7 +37327,7 @@
           <w:sz w:val="20"/>
           <w:lang w:val="sr-Cyrl-RS"/>
         </w:rPr>
-        <w:t>Слика 7</w:t>
+        <w:t>Табела 4</w:t>
       </w:r>
       <w:r>
         <w:rPr>
@@ -37528,7 +37776,7 @@
           <w:sz w:val="20"/>
           <w:lang w:val="sr-Cyrl-RS"/>
         </w:rPr>
-        <w:t>Слика 8</w:t>
+        <w:t>Табела 5</w:t>
       </w:r>
       <w:r>
         <w:rPr>
@@ -38359,16 +38607,7 @@
           <w:sz w:val="20"/>
           <w:lang w:val="sr-Cyrl-RS"/>
         </w:rPr>
-        <w:t xml:space="preserve">Слика </w:t>
-      </w:r>
-      <w:r>
-        <w:rPr>
-          <w:rFonts w:ascii="Calibri" w:hAnsi="Calibri" w:cs="Calibri"/>
-          <w:b/>
-          <w:sz w:val="20"/>
-          <w:lang w:val="sr-Cyrl-RS"/>
-        </w:rPr>
-        <w:t>9</w:t>
+        <w:t>Табела 6</w:t>
       </w:r>
       <w:r>
         <w:rPr>
@@ -41721,15 +41960,16 @@
           <w:sz w:val="20"/>
           <w:lang w:val="sr-Cyrl-RS"/>
         </w:rPr>
-        <w:t xml:space="preserve">Слика </w:t>
+        <w:t>Табела 7</w:t>
       </w:r>
       <w:r>
         <w:rPr>
           <w:rFonts w:ascii="Calibri" w:hAnsi="Calibri" w:cs="Calibri"/>
           <w:b/>
           <w:sz w:val="20"/>
-        </w:rPr>
-        <w:t>10</w:t>
+          <w:lang w:val="sr-Cyrl-RS"/>
+        </w:rPr>
+        <w:t xml:space="preserve"> – </w:t>
       </w:r>
       <w:r>
         <w:rPr>
@@ -41738,15 +41978,6 @@
           <w:sz w:val="20"/>
           <w:lang w:val="sr-Cyrl-RS"/>
         </w:rPr>
-        <w:t xml:space="preserve"> – </w:t>
-      </w:r>
-      <w:r>
-        <w:rPr>
-          <w:rFonts w:ascii="Calibri" w:hAnsi="Calibri" w:cs="Calibri"/>
-          <w:b/>
-          <w:sz w:val="20"/>
-          <w:lang w:val="sr-Cyrl-RS"/>
-        </w:rPr>
         <w:t>Тренутна корелација</w:t>
       </w:r>
     </w:p>
@@ -41856,7 +42087,7 @@
           <w:szCs w:val="24"/>
           <w:lang w:val="sr-Cyrl-RS"/>
         </w:rPr>
-        <w:t xml:space="preserve"> (p &gt; 0.05), </w:t>
+        <w:t xml:space="preserve"> (p&gt;0.05), </w:t>
       </w:r>
       <w:r>
         <w:rPr>
@@ -42163,7 +42394,16 @@
           <w:sz w:val="26"/>
           <w:szCs w:val="26"/>
         </w:rPr>
-        <w:t>results</w:t>
+        <w:t>R</w:t>
+      </w:r>
+      <w:r>
+        <w:rPr>
+          <w:rFonts w:asciiTheme="minorHAnsi" w:hAnsiTheme="minorHAnsi"/>
+          <w:b/>
+          <w:sz w:val="26"/>
+          <w:szCs w:val="26"/>
+        </w:rPr>
+        <w:t>esults</w:t>
       </w:r>
       <w:r>
         <w:rPr>
@@ -42499,25 +42739,7 @@
           <w:sz w:val="20"/>
           <w:lang w:val="sr-Cyrl-RS"/>
         </w:rPr>
-        <w:t xml:space="preserve">Слика </w:t>
-      </w:r>
-      <w:r>
-        <w:rPr>
-          <w:rFonts w:ascii="Calibri" w:hAnsi="Calibri" w:cs="Calibri"/>
-          <w:b/>
-          <w:sz w:val="20"/>
-          <w:lang w:val="sr-Cyrl-RS"/>
-        </w:rPr>
-        <w:t>1</w:t>
-      </w:r>
-      <w:r>
-        <w:rPr>
-          <w:rFonts w:ascii="Calibri" w:hAnsi="Calibri" w:cs="Calibri"/>
-          <w:b/>
-          <w:sz w:val="20"/>
-          <w:lang w:val="sr-Cyrl-RS"/>
-        </w:rPr>
-        <w:t>1</w:t>
+        <w:t>Табела 8</w:t>
       </w:r>
       <w:r>
         <w:rPr>
@@ -45637,24 +45859,7 @@
           <w:sz w:val="20"/>
           <w:lang w:val="sr-Cyrl-RS"/>
         </w:rPr>
-        <w:t xml:space="preserve">Слика </w:t>
-      </w:r>
-      <w:r>
-        <w:rPr>
-          <w:rFonts w:ascii="Calibri" w:hAnsi="Calibri" w:cs="Calibri"/>
-          <w:b/>
-          <w:sz w:val="20"/>
-          <w:lang w:val="sr-Cyrl-RS"/>
-        </w:rPr>
-        <w:t>1</w:t>
-      </w:r>
-      <w:r>
-        <w:rPr>
-          <w:rFonts w:ascii="Calibri" w:hAnsi="Calibri" w:cs="Calibri"/>
-          <w:b/>
-          <w:sz w:val="20"/>
-        </w:rPr>
-        <w:t>2</w:t>
+        <w:t>Табела 9</w:t>
       </w:r>
       <w:r>
         <w:rPr>
@@ -49822,7 +50027,25 @@
           <w:szCs w:val="24"/>
           <w:lang w:val="sr-Cyrl-RS"/>
         </w:rPr>
-        <w:t xml:space="preserve">Ово истраживање пружа неколико значајних научних доприноса. Развијен је робусан проточни систем претпроцесирања специјално прилагођен </w:t>
+        <w:t>Ово истраживање пружа неколико значајних научних доприноса. Развијен је робус</w:t>
+      </w:r>
+      <w:r>
+        <w:rPr>
+          <w:rFonts w:ascii="Calibri" w:hAnsi="Calibri" w:cs="Calibri"/>
+          <w:sz w:val="24"/>
+          <w:szCs w:val="24"/>
+          <w:lang w:val="sr-Cyrl-RS"/>
+        </w:rPr>
+        <w:t>т</w:t>
+      </w:r>
+      <w:r>
+        <w:rPr>
+          <w:rFonts w:ascii="Calibri" w:hAnsi="Calibri" w:cs="Calibri"/>
+          <w:sz w:val="24"/>
+          <w:szCs w:val="24"/>
+          <w:lang w:val="sr-Cyrl-RS"/>
+        </w:rPr>
+        <w:t xml:space="preserve">ан проточни систем претпроцесирања специјално прилагођен </w:t>
       </w:r>
       <w:r>
         <w:rPr>
@@ -51594,33 +51817,32 @@
           <w:sz w:val="24"/>
           <w:szCs w:val="24"/>
         </w:rPr>
-        <w:t>Large</w:t>
+        <w:t>l</w:t>
       </w:r>
       <w:r>
         <w:rPr>
           <w:rFonts w:asciiTheme="minorHAnsi" w:hAnsiTheme="minorHAnsi" w:cstheme="minorHAnsi"/>
           <w:sz w:val="24"/>
           <w:szCs w:val="24"/>
-          <w:lang w:val="sr-Cyrl-RS"/>
-        </w:rPr>
-        <w:t xml:space="preserve"> </w:t>
+        </w:rPr>
+        <w:t>arge</w:t>
       </w:r>
       <w:r>
         <w:rPr>
           <w:rFonts w:asciiTheme="minorHAnsi" w:hAnsiTheme="minorHAnsi" w:cstheme="minorHAnsi"/>
           <w:sz w:val="24"/>
           <w:szCs w:val="24"/>
-        </w:rPr>
-        <w:t>Language</w:t>
+          <w:lang w:val="sr-Cyrl-RS"/>
+        </w:rPr>
+        <w:t xml:space="preserve"> </w:t>
       </w:r>
       <w:r>
         <w:rPr>
           <w:rFonts w:asciiTheme="minorHAnsi" w:hAnsiTheme="minorHAnsi" w:cstheme="minorHAnsi"/>
           <w:sz w:val="24"/>
           <w:szCs w:val="24"/>
-          <w:lang w:val="sr-Cyrl-RS"/>
-        </w:rPr>
-        <w:t xml:space="preserve"> </w:t>
+        </w:rPr>
+        <w:t>l</w:t>
       </w:r>
       <w:r>
         <w:rPr>
@@ -51628,7 +51850,32 @@
           <w:sz w:val="24"/>
           <w:szCs w:val="24"/>
         </w:rPr>
-        <w:t>Models</w:t>
+        <w:t>anguage</w:t>
+      </w:r>
+      <w:r>
+        <w:rPr>
+          <w:rFonts w:asciiTheme="minorHAnsi" w:hAnsiTheme="minorHAnsi" w:cstheme="minorHAnsi"/>
+          <w:sz w:val="24"/>
+          <w:szCs w:val="24"/>
+          <w:lang w:val="sr-Cyrl-RS"/>
+        </w:rPr>
+        <w:t xml:space="preserve"> </w:t>
+      </w:r>
+      <w:r>
+        <w:rPr>
+          <w:rFonts w:asciiTheme="minorHAnsi" w:hAnsiTheme="minorHAnsi" w:cstheme="minorHAnsi"/>
+          <w:sz w:val="24"/>
+          <w:szCs w:val="24"/>
+        </w:rPr>
+        <w:t>m</w:t>
+      </w:r>
+      <w:r>
+        <w:rPr>
+          <w:rFonts w:asciiTheme="minorHAnsi" w:hAnsiTheme="minorHAnsi" w:cstheme="minorHAnsi"/>
+          <w:sz w:val="24"/>
+          <w:szCs w:val="24"/>
+        </w:rPr>
+        <w:t>odels</w:t>
       </w:r>
       <w:r>
         <w:rPr>
@@ -52438,7 +52685,16 @@
           <w:sz w:val="24"/>
           <w:szCs w:val="24"/>
         </w:rPr>
-        <w:t>Dashboard</w:t>
+        <w:t>d</w:t>
+      </w:r>
+      <w:r>
+        <w:rPr>
+          <w:rFonts w:ascii="Calibri" w:hAnsi="Calibri" w:cs="Calibri"/>
+          <w:bCs/>
+          <w:sz w:val="24"/>
+          <w:szCs w:val="24"/>
+        </w:rPr>
+        <w:t>ashboard</w:t>
       </w:r>
       <w:r>
         <w:rPr>
